--- a/4.质量管理/2.运行记录类文件/HXDL-ITSS-0417 运维服务质量管理计划.docx
+++ b/4.质量管理/2.运行记录类文件/HXDL-ITSS-0417 运维服务质量管理计划.docx
@@ -278,7 +278,7 @@
                 <w:vertAlign w:val="baseline"/>
                 <w:lang w:val="en-US" w:eastAsia="zh-CN"/>
               </w:rPr>
-              <w:t>2025.7.7</w:t>
+              <w:t>2025.07.07</w:t>
             </w:r>
           </w:p>
         </w:tc>
@@ -400,7 +400,7 @@
                 <w:vertAlign w:val="baseline"/>
                 <w:lang w:val="en-US" w:eastAsia="zh-CN"/>
               </w:rPr>
-              <w:t>2025.7.7</w:t>
+              <w:t>2025.07.07</w:t>
             </w:r>
           </w:p>
         </w:tc>
@@ -509,7 +509,7 @@
                 <w:vertAlign w:val="baseline"/>
                 <w:lang w:val="en-US" w:eastAsia="zh-CN"/>
               </w:rPr>
-              <w:t>2025.7.7</w:t>
+              <w:t>2025.07.07</w:t>
             </w:r>
           </w:p>
         </w:tc>
@@ -1090,7 +1090,7 @@
               <w:rPr>
                 <w:spacing w:val="-1"/>
               </w:rPr>
-              <w:t>2025.07</w:t>
+              <w:t>2025.7</w:t>
             </w:r>
             <w:r>
               <w:rPr>
@@ -1098,7 +1098,7 @@
                 <w:spacing w:val="-1"/>
                 <w:lang w:val="en-US" w:eastAsia="zh-CN"/>
               </w:rPr>
-              <w:t>.07</w:t>
+              <w:t>.7</w:t>
             </w:r>
           </w:p>
         </w:tc>
@@ -1134,7 +1134,7 @@
               <w:rPr>
                 <w:spacing w:val="-1"/>
               </w:rPr>
-              <w:t>2025.07</w:t>
+              <w:t>2025.7</w:t>
             </w:r>
             <w:r>
               <w:rPr>
@@ -1142,7 +1142,7 @@
                 <w:spacing w:val="-1"/>
                 <w:lang w:val="en-US" w:eastAsia="zh-CN"/>
               </w:rPr>
-              <w:t>.07</w:t>
+              <w:t>.7</w:t>
             </w:r>
           </w:p>
         </w:tc>
@@ -1178,7 +1178,7 @@
               <w:rPr>
                 <w:spacing w:val="-1"/>
               </w:rPr>
-              <w:t>2025.07</w:t>
+              <w:t>2025.7</w:t>
             </w:r>
             <w:r>
               <w:rPr>
@@ -1186,7 +1186,17 @@
                 <w:spacing w:val="-1"/>
                 <w:lang w:val="en-US" w:eastAsia="zh-CN"/>
               </w:rPr>
-              <w:t>.07</w:t>
+              <w:t>.</w:t>
+            </w:r>
+            <w:bookmarkStart w:id="13" w:name="_GoBack"/>
+            <w:bookmarkEnd w:id="13"/>
+            <w:r>
+              <w:rPr>
+                <w:rFonts w:hint="eastAsia"/>
+                <w:spacing w:val="-1"/>
+                <w:lang w:val="en-US" w:eastAsia="zh-CN"/>
+              </w:rPr>
+              <w:t>7</w:t>
             </w:r>
           </w:p>
         </w:tc>
@@ -7385,8 +7395,6 @@
               </w:rPr>
               <w:t>2026年6月</w:t>
             </w:r>
-            <w:bookmarkStart w:id="13" w:name="_GoBack"/>
-            <w:bookmarkEnd w:id="13"/>
           </w:p>
         </w:tc>
       </w:tr>
